--- a/Arquitectura de Sistemas Computacionales/Kit docente/Clase 11/Solucion Taller Clase 11 - CloudLite.docx
+++ b/Arquitectura de Sistemas Computacionales/Kit docente/Clase 11/Solucion Taller Clase 11 - CloudLite.docx
@@ -6078,7 +6078,7 @@
                 <w:color w:val="4A4A49"/>
                 <w:sz w:val="20"/>
               </w:rPr>
-              <w:t>Agregar dos filas con driver de costo y nivel B/M/A, y reescribir el apalancamiento del procesador: escala a cero fuera de la ventana de avisos de las 06:00</w:t>
+              <w:t>Agregar dos filas con driver de costo y nivel B/M/A, y reescribir la medida de ahorro del procesador: escala a cero fuera de la ventana de avisos de las 06:00</w:t>
             </w:r>
           </w:p>
         </w:tc>
@@ -7211,7 +7211,7 @@
                 <w:color w:val="4A4A49"/>
                 <w:sz w:val="20"/>
               </w:rPr>
-              <w:t xml:space="preserve"> La base en la zona de datos y sin IP publica es la regla dura del diagrama de despliegue, la que cuesta los 4 pts completos cuando se incumple. Marcarla como hueco senala que el estudiante no interiorizo las zonas.</w:t>
+              <w:t xml:space="preserve"> La base en la zona de datos y sin IP publica es la regla dura del diagrama de despliegue, la que cuesta los 4 pts completos cuando se incumple. Marcarla como hueco senala que el estudiante no aprendio las zonas.</w:t>
             </w:r>
           </w:p>
         </w:tc>
